--- a/cv/1-Westover_CV.docx
+++ b/cv/1-Westover_CV.docx
@@ -12,7 +12,7 @@
         <w:rPr>
           <w:b/>
         </w:rPr>
-        <w:t>Curriculum Vitae: updated May 18, 2026</w:t>
+        <w:t>Curriculum Vitae: updated May 24, 2026</w:t>
       </w:r>
     </w:p>
     <w:p>

--- a/cv/1-Westover_CV.docx
+++ b/cv/1-Westover_CV.docx
@@ -12,7 +12,7 @@
         <w:rPr>
           <w:b/>
         </w:rPr>
-        <w:t>Curriculum Vitae: updated May 24, 2026</w:t>
+        <w:t>Curriculum Vitae: updated May 31, 2026</w:t>
       </w:r>
     </w:p>
     <w:p>

--- a/cv/1-Westover_CV.docx
+++ b/cv/1-Westover_CV.docx
@@ -12,7 +12,7 @@
         <w:rPr>
           <w:b/>
         </w:rPr>
-        <w:t>Curriculum Vitae: updated May 31, 2026</w:t>
+        <w:t>Curriculum Vitae: updated June 7, 2026</w:t>
       </w:r>
     </w:p>
     <w:p>

--- a/cv/1-Westover_CV.docx
+++ b/cv/1-Westover_CV.docx
@@ -12,7 +12,7 @@
         <w:rPr>
           <w:b/>
         </w:rPr>
-        <w:t>Curriculum Vitae: updated June 7, 2026</w:t>
+        <w:t>Curriculum Vitae: updated June 14, 2026</w:t>
       </w:r>
     </w:p>
     <w:p>

--- a/cv/1-Westover_CV.docx
+++ b/cv/1-Westover_CV.docx
@@ -12,7 +12,7 @@
         <w:rPr>
           <w:b/>
         </w:rPr>
-        <w:t>Curriculum Vitae: updated June 14, 2026</w:t>
+        <w:t>Curriculum Vitae: updated June 21, 2026</w:t>
       </w:r>
     </w:p>
     <w:p>

--- a/cv/1-Westover_CV.docx
+++ b/cv/1-Westover_CV.docx
@@ -12,7 +12,7 @@
         <w:rPr>
           <w:b/>
         </w:rPr>
-        <w:t>Curriculum Vitae: updated June 21, 2026</w:t>
+        <w:t>Curriculum Vitae: updated June 28, 2026</w:t>
       </w:r>
     </w:p>
     <w:p>
@@ -12974,316 +12974,6 @@
         </w:rPr>
         <w:t>Current:</w:t>
       </w:r>
-    </w:p>
-    <w:p>
-      <w:pPr>
-        <w:ind w:left="2880" w:hanging="2880"/>
-      </w:pPr>
-      <w:r>
-        <w:t>09/2021 – 05/2026</w:t>
-        <w:tab/>
-        <w:t>Funder: NIH-NINDS (R01 AG073410)</w:t>
-      </w:r>
-    </w:p>
-    <w:p>
-      <w:pPr>
-        <w:ind w:left="2880"/>
-      </w:pPr>
-      <w:r>
-        <w:t>Title: Comparative Safety of Seizure Prophylaxis within the Medicare Program</w:t>
-      </w:r>
-    </w:p>
-    <w:p>
-      <w:pPr>
-        <w:ind w:left="2880"/>
-      </w:pPr>
-      <w:r>
-        <w:t>Role: Co-Investigator (PI: Lidia Maria Moura)</w:t>
-      </w:r>
-    </w:p>
-    <w:p>
-      <w:pPr>
-        <w:ind w:left="2880" w:hanging="2880"/>
-      </w:pPr>
-    </w:p>
-    <w:p>
-      <w:pPr>
-        <w:ind w:left="2880" w:hanging="2880"/>
-      </w:pPr>
-      <w:r>
-        <w:t>05/2021 – 04/2026</w:t>
-        <w:tab/>
-        <w:t>Funder: NIH-NINDS (R01 NS120947)</w:t>
-      </w:r>
-    </w:p>
-    <w:p>
-      <w:pPr>
-        <w:ind w:left="2880"/>
-      </w:pPr>
-      <w:r>
-        <w:t>Title: Establishing a Brain Health Index from the Sleep Electroencephalogram</w:t>
-      </w:r>
-    </w:p>
-    <w:p>
-      <w:pPr>
-        <w:ind w:left="2880"/>
-      </w:pPr>
-      <w:r>
-        <w:t>Role: PI</w:t>
-      </w:r>
-    </w:p>
-    <w:p>
-      <w:pPr>
-        <w:ind w:left="2880" w:hanging="2880"/>
-      </w:pPr>
-    </w:p>
-    <w:p>
-      <w:pPr>
-        <w:ind w:left="2880" w:hanging="2880"/>
-      </w:pPr>
-      <w:r>
-        <w:t>09/2022 – 08/2027</w:t>
-        <w:tab/>
-        <w:t>Funder: NIH-NHLBI (R01 HL161253)</w:t>
-      </w:r>
-    </w:p>
-    <w:p>
-      <w:pPr>
-        <w:ind w:left="2880"/>
-      </w:pPr>
-      <w:r>
-        <w:t>Title: Data-Driven Sleep Biomarkers of Brain Health, Heart Health, and Mortality</w:t>
-      </w:r>
-    </w:p>
-    <w:p>
-      <w:pPr>
-        <w:ind w:left="2880"/>
-      </w:pPr>
-      <w:r>
-        <w:t>Role: PI</w:t>
-      </w:r>
-    </w:p>
-    <w:p>
-      <w:pPr>
-        <w:ind w:left="2880" w:hanging="2880"/>
-      </w:pPr>
-    </w:p>
-    <w:p>
-      <w:pPr>
-        <w:ind w:left="2880" w:hanging="2880"/>
-      </w:pPr>
-      <w:r>
-        <w:t>08/2022 – 04/2027</w:t>
-        <w:tab/>
-        <w:t>Funder: NIH-NIA (R01 AG073598)</w:t>
-      </w:r>
-    </w:p>
-    <w:p>
-      <w:pPr>
-        <w:ind w:left="2880"/>
-      </w:pPr>
-      <w:r>
-        <w:t>Title: Low Neurophysiologic Resistance to Anesthetics as a Marker of Preclinical/Prodromal Alzheimer’s Disease and Neurovascular Pathology, Delirium Risk and Inattention</w:t>
-      </w:r>
-    </w:p>
-    <w:p>
-      <w:pPr>
-        <w:ind w:left="2880"/>
-      </w:pPr>
-      <w:r>
-        <w:t>Role: Co-Investigator (PI: Miles Berger, via Duke subcontract)</w:t>
-      </w:r>
-    </w:p>
-    <w:p>
-      <w:pPr>
-        <w:ind w:left="2880" w:hanging="2880"/>
-      </w:pPr>
-    </w:p>
-    <w:p>
-      <w:pPr>
-        <w:ind w:left="2880" w:hanging="2880"/>
-      </w:pPr>
-      <w:r>
-        <w:t>01/2023 – 12/2027</w:t>
-        <w:tab/>
-        <w:t>Funder: NIH-NINDS (R01 NS126282)</w:t>
-      </w:r>
-    </w:p>
-    <w:p>
-      <w:pPr>
-        <w:ind w:left="2880"/>
-      </w:pPr>
-      <w:r>
-        <w:t>Title: Prospective Validation of Neurophysiologic Outcome Prediction in Acute Brain Injury</w:t>
-      </w:r>
-    </w:p>
-    <w:p>
-      <w:pPr>
-        <w:ind w:left="2880"/>
-      </w:pPr>
-      <w:r>
-        <w:t>Role: PI</w:t>
-      </w:r>
-    </w:p>
-    <w:p>
-      <w:pPr>
-        <w:ind w:left="2880" w:hanging="2880"/>
-      </w:pPr>
-    </w:p>
-    <w:p>
-      <w:pPr>
-        <w:ind w:left="2880" w:hanging="2880"/>
-      </w:pPr>
-      <w:r>
-        <w:t>09/2023 – 05/2028</w:t>
-        <w:tab/>
-        <w:t>Funder: NIH-NINDS (R01 NS130119)</w:t>
-      </w:r>
-    </w:p>
-    <w:p>
-      <w:pPr>
-        <w:ind w:left="2880"/>
-      </w:pPr>
-      <w:r>
-        <w:t>Title: Late-Onset Unexplained Epilepsy as a Risk Factor for Dementia</w:t>
-      </w:r>
-    </w:p>
-    <w:p>
-      <w:pPr>
-        <w:ind w:left="2880"/>
-      </w:pPr>
-      <w:r>
-        <w:t>Role: Co-PI (with Alice D. Lam)</w:t>
-      </w:r>
-    </w:p>
-    <w:p>
-      <w:pPr>
-        <w:ind w:left="2880" w:hanging="2880"/>
-      </w:pPr>
-    </w:p>
-    <w:p>
-      <w:pPr>
-        <w:ind w:left="2880" w:hanging="2880"/>
-      </w:pPr>
-      <w:r>
-        <w:t>12/2023 – 11/2028</w:t>
-        <w:tab/>
-        <w:t>Funder: NIH-NINDS (R01 NS131347)</w:t>
-      </w:r>
-    </w:p>
-    <w:p>
-      <w:pPr>
-        <w:ind w:left="2880"/>
-      </w:pPr>
-      <w:r>
-        <w:t>Title: Comparative Effectiveness of EEG-Guided Anti-Seizure Treatment in Acute Brain Injury</w:t>
-      </w:r>
-    </w:p>
-    <w:p>
-      <w:pPr>
-        <w:ind w:left="2880" w:hanging="2880"/>
-      </w:pPr>
-      <w:r>
-        <w:t>Role: Co-Investigator (PI: Sahar F. Zafar)</w:t>
-      </w:r>
-    </w:p>
-    <w:p>
-      <w:pPr>
-        <w:ind w:left="2880" w:hanging="2880"/>
-      </w:pPr>
-    </w:p>
-    <w:p>
-      <w:pPr>
-        <w:ind w:left="2880" w:hanging="2880"/>
-      </w:pPr>
-      <w:r>
-        <w:t>11/2023 – 10/2028</w:t>
-        <w:tab/>
-        <w:t>Funder: NIH-NIA (R01 AG078261)</w:t>
-      </w:r>
-    </w:p>
-    <w:p>
-      <w:pPr>
-        <w:ind w:left="2880"/>
-      </w:pPr>
-      <w:r>
-        <w:t>Title: Delirium Dynamics: Understanding Causes and Effects</w:t>
-      </w:r>
-    </w:p>
-    <w:p>
-      <w:pPr>
-        <w:ind w:left="2880"/>
-      </w:pPr>
-      <w:r>
-        <w:t>Role: Co-Investigator (PI: Eyal Kimchi, via Northwestern subcontract)</w:t>
-      </w:r>
-    </w:p>
-    <w:p>
-      <w:pPr>
-        <w:ind w:left="2880" w:hanging="2880"/>
-      </w:pPr>
-    </w:p>
-    <w:p>
-      <w:pPr>
-        <w:ind w:left="2880" w:hanging="2880"/>
-      </w:pPr>
-      <w:r>
-        <w:t>09/2023 – 09/2025</w:t>
-        <w:tab/>
-        <w:t>Funder: NIH-NIA (R21 AG085495)</w:t>
-      </w:r>
-    </w:p>
-    <w:p>
-      <w:pPr>
-        <w:ind w:left="2880"/>
-      </w:pPr>
-      <w:r>
-        <w:t>Title: Development of Novel Polysomnography-Based Digital Biomarkers to Predict Alzheimer’s Disease and Parkinson’s Disease</w:t>
-      </w:r>
-    </w:p>
-    <w:p>
-      <w:pPr>
-        <w:ind w:left="2880" w:hanging="2880"/>
-      </w:pPr>
-      <w:r>
-        <w:t>Role: Co-Investigator (PI: Yue Leng, via UCSF subcontract)</w:t>
-      </w:r>
-    </w:p>
-    <w:p>
-      <w:pPr>
-        <w:ind w:left="2880" w:hanging="2880"/>
-      </w:pPr>
-    </w:p>
-    <w:p>
-      <w:pPr>
-        <w:ind w:left="2880" w:hanging="2880"/>
-      </w:pPr>
-      <w:r>
-        <w:t>02/2025 – 02/2026</w:t>
-        <w:tab/>
-        <w:t>Funder: Takeda (PO8001791544)</w:t>
-      </w:r>
-    </w:p>
-    <w:p>
-      <w:pPr>
-        <w:ind w:left="2160" w:firstLine="720"/>
-      </w:pPr>
-      <w:r>
-        <w:t>Title: Analysis of Risk of Narcolepsy through Clinical Notes</w:t>
-      </w:r>
-    </w:p>
-    <w:p>
-      <w:pPr>
-        <w:ind w:left="2880"/>
-      </w:pPr>
-      <w:r>
-        <w:t>Role: PI</w:t>
-      </w:r>
-    </w:p>
-    <w:p>
-      <w:pPr>
-        <w:pStyle w:val="Normal"/>
-      </w:pPr>
     </w:p>
     <w:p>
       <w:pPr>

--- a/cv/1-Westover_CV.docx
+++ b/cv/1-Westover_CV.docx
@@ -12,7 +12,7 @@
         <w:rPr>
           <w:b/>
         </w:rPr>
-        <w:t>Curriculum Vitae: updated June 28, 2026</w:t>
+        <w:t>Curriculum Vitae: updated July 5, 2026</w:t>
       </w:r>
     </w:p>
     <w:p>
@@ -12974,6 +12974,316 @@
         </w:rPr>
         <w:t>Current:</w:t>
       </w:r>
+    </w:p>
+    <w:p>
+      <w:pPr>
+        <w:ind w:left="2880" w:hanging="2880"/>
+      </w:pPr>
+      <w:r>
+        <w:t>09/2021 – 05/2026</w:t>
+        <w:tab/>
+        <w:t>Funder: NIH-NINDS (R01 AG073410)</w:t>
+      </w:r>
+    </w:p>
+    <w:p>
+      <w:pPr>
+        <w:ind w:left="2880"/>
+      </w:pPr>
+      <w:r>
+        <w:t>Title: Comparative Safety of Seizure Prophylaxis within the Medicare Program</w:t>
+      </w:r>
+    </w:p>
+    <w:p>
+      <w:pPr>
+        <w:ind w:left="2880"/>
+      </w:pPr>
+      <w:r>
+        <w:t>Role: Co-Investigator (PI: Lidia Maria Moura)</w:t>
+      </w:r>
+    </w:p>
+    <w:p>
+      <w:pPr>
+        <w:ind w:left="2880" w:hanging="2880"/>
+      </w:pPr>
+    </w:p>
+    <w:p>
+      <w:pPr>
+        <w:ind w:left="2880" w:hanging="2880"/>
+      </w:pPr>
+      <w:r>
+        <w:t>05/2021 – 04/2026</w:t>
+        <w:tab/>
+        <w:t>Funder: NIH-NINDS (R01 NS120947)</w:t>
+      </w:r>
+    </w:p>
+    <w:p>
+      <w:pPr>
+        <w:ind w:left="2880"/>
+      </w:pPr>
+      <w:r>
+        <w:t>Title: Establishing a Brain Health Index from the Sleep Electroencephalogram</w:t>
+      </w:r>
+    </w:p>
+    <w:p>
+      <w:pPr>
+        <w:ind w:left="2880"/>
+      </w:pPr>
+      <w:r>
+        <w:t>Role: PI</w:t>
+      </w:r>
+    </w:p>
+    <w:p>
+      <w:pPr>
+        <w:ind w:left="2880" w:hanging="2880"/>
+      </w:pPr>
+    </w:p>
+    <w:p>
+      <w:pPr>
+        <w:ind w:left="2880" w:hanging="2880"/>
+      </w:pPr>
+      <w:r>
+        <w:t>09/2022 – 08/2027</w:t>
+        <w:tab/>
+        <w:t>Funder: NIH-NHLBI (R01 HL161253)</w:t>
+      </w:r>
+    </w:p>
+    <w:p>
+      <w:pPr>
+        <w:ind w:left="2880"/>
+      </w:pPr>
+      <w:r>
+        <w:t>Title: Data-Driven Sleep Biomarkers of Brain Health, Heart Health, and Mortality</w:t>
+      </w:r>
+    </w:p>
+    <w:p>
+      <w:pPr>
+        <w:ind w:left="2880"/>
+      </w:pPr>
+      <w:r>
+        <w:t>Role: PI</w:t>
+      </w:r>
+    </w:p>
+    <w:p>
+      <w:pPr>
+        <w:ind w:left="2880" w:hanging="2880"/>
+      </w:pPr>
+    </w:p>
+    <w:p>
+      <w:pPr>
+        <w:ind w:left="2880" w:hanging="2880"/>
+      </w:pPr>
+      <w:r>
+        <w:t>08/2022 – 04/2027</w:t>
+        <w:tab/>
+        <w:t>Funder: NIH-NIA (R01 AG073598)</w:t>
+      </w:r>
+    </w:p>
+    <w:p>
+      <w:pPr>
+        <w:ind w:left="2880"/>
+      </w:pPr>
+      <w:r>
+        <w:t>Title: Low Neurophysiologic Resistance to Anesthetics as a Marker of Preclinical/Prodromal Alzheimer’s Disease and Neurovascular Pathology, Delirium Risk and Inattention</w:t>
+      </w:r>
+    </w:p>
+    <w:p>
+      <w:pPr>
+        <w:ind w:left="2880"/>
+      </w:pPr>
+      <w:r>
+        <w:t>Role: Co-Investigator (PI: Miles Berger, via Duke subcontract)</w:t>
+      </w:r>
+    </w:p>
+    <w:p>
+      <w:pPr>
+        <w:ind w:left="2880" w:hanging="2880"/>
+      </w:pPr>
+    </w:p>
+    <w:p>
+      <w:pPr>
+        <w:ind w:left="2880" w:hanging="2880"/>
+      </w:pPr>
+      <w:r>
+        <w:t>01/2023 – 12/2027</w:t>
+        <w:tab/>
+        <w:t>Funder: NIH-NINDS (R01 NS126282)</w:t>
+      </w:r>
+    </w:p>
+    <w:p>
+      <w:pPr>
+        <w:ind w:left="2880"/>
+      </w:pPr>
+      <w:r>
+        <w:t>Title: Prospective Validation of Neurophysiologic Outcome Prediction in Acute Brain Injury</w:t>
+      </w:r>
+    </w:p>
+    <w:p>
+      <w:pPr>
+        <w:ind w:left="2880"/>
+      </w:pPr>
+      <w:r>
+        <w:t>Role: PI</w:t>
+      </w:r>
+    </w:p>
+    <w:p>
+      <w:pPr>
+        <w:ind w:left="2880" w:hanging="2880"/>
+      </w:pPr>
+    </w:p>
+    <w:p>
+      <w:pPr>
+        <w:ind w:left="2880" w:hanging="2880"/>
+      </w:pPr>
+      <w:r>
+        <w:t>09/2023 – 05/2028</w:t>
+        <w:tab/>
+        <w:t>Funder: NIH-NINDS (R01 NS130119)</w:t>
+      </w:r>
+    </w:p>
+    <w:p>
+      <w:pPr>
+        <w:ind w:left="2880"/>
+      </w:pPr>
+      <w:r>
+        <w:t>Title: Late-Onset Unexplained Epilepsy as a Risk Factor for Dementia</w:t>
+      </w:r>
+    </w:p>
+    <w:p>
+      <w:pPr>
+        <w:ind w:left="2880"/>
+      </w:pPr>
+      <w:r>
+        <w:t>Role: Co-PI (with Alice D. Lam)</w:t>
+      </w:r>
+    </w:p>
+    <w:p>
+      <w:pPr>
+        <w:ind w:left="2880" w:hanging="2880"/>
+      </w:pPr>
+    </w:p>
+    <w:p>
+      <w:pPr>
+        <w:ind w:left="2880" w:hanging="2880"/>
+      </w:pPr>
+      <w:r>
+        <w:t>12/2023 – 11/2028</w:t>
+        <w:tab/>
+        <w:t>Funder: NIH-NINDS (R01 NS131347)</w:t>
+      </w:r>
+    </w:p>
+    <w:p>
+      <w:pPr>
+        <w:ind w:left="2880"/>
+      </w:pPr>
+      <w:r>
+        <w:t>Title: Comparative Effectiveness of EEG-Guided Anti-Seizure Treatment in Acute Brain Injury</w:t>
+      </w:r>
+    </w:p>
+    <w:p>
+      <w:pPr>
+        <w:ind w:left="2880" w:hanging="2880"/>
+      </w:pPr>
+      <w:r>
+        <w:t>Role: Co-Investigator (PI: Sahar F. Zafar)</w:t>
+      </w:r>
+    </w:p>
+    <w:p>
+      <w:pPr>
+        <w:ind w:left="2880" w:hanging="2880"/>
+      </w:pPr>
+    </w:p>
+    <w:p>
+      <w:pPr>
+        <w:ind w:left="2880" w:hanging="2880"/>
+      </w:pPr>
+      <w:r>
+        <w:t>11/2023 – 10/2028</w:t>
+        <w:tab/>
+        <w:t>Funder: NIH-NIA (R01 AG078261)</w:t>
+      </w:r>
+    </w:p>
+    <w:p>
+      <w:pPr>
+        <w:ind w:left="2880"/>
+      </w:pPr>
+      <w:r>
+        <w:t>Title: Delirium Dynamics: Understanding Causes and Effects</w:t>
+      </w:r>
+    </w:p>
+    <w:p>
+      <w:pPr>
+        <w:ind w:left="2880"/>
+      </w:pPr>
+      <w:r>
+        <w:t>Role: Co-Investigator (PI: Eyal Kimchi, via Northwestern subcontract)</w:t>
+      </w:r>
+    </w:p>
+    <w:p>
+      <w:pPr>
+        <w:ind w:left="2880" w:hanging="2880"/>
+      </w:pPr>
+    </w:p>
+    <w:p>
+      <w:pPr>
+        <w:ind w:left="2880" w:hanging="2880"/>
+      </w:pPr>
+      <w:r>
+        <w:t>09/2023 – 09/2025</w:t>
+        <w:tab/>
+        <w:t>Funder: NIH-NIA (R21 AG085495)</w:t>
+      </w:r>
+    </w:p>
+    <w:p>
+      <w:pPr>
+        <w:ind w:left="2880"/>
+      </w:pPr>
+      <w:r>
+        <w:t>Title: Development of Novel Polysomnography-Based Digital Biomarkers to Predict Alzheimer’s Disease and Parkinson’s Disease</w:t>
+      </w:r>
+    </w:p>
+    <w:p>
+      <w:pPr>
+        <w:ind w:left="2880" w:hanging="2880"/>
+      </w:pPr>
+      <w:r>
+        <w:t>Role: Co-Investigator (PI: Yue Leng, via UCSF subcontract)</w:t>
+      </w:r>
+    </w:p>
+    <w:p>
+      <w:pPr>
+        <w:ind w:left="2880" w:hanging="2880"/>
+      </w:pPr>
+    </w:p>
+    <w:p>
+      <w:pPr>
+        <w:ind w:left="2880" w:hanging="2880"/>
+      </w:pPr>
+      <w:r>
+        <w:t>02/2025 – 02/2026</w:t>
+        <w:tab/>
+        <w:t>Funder: Takeda (PO8001791544)</w:t>
+      </w:r>
+    </w:p>
+    <w:p>
+      <w:pPr>
+        <w:ind w:left="2160" w:firstLine="720"/>
+      </w:pPr>
+      <w:r>
+        <w:t>Title: Analysis of Risk of Narcolepsy through Clinical Notes</w:t>
+      </w:r>
+    </w:p>
+    <w:p>
+      <w:pPr>
+        <w:ind w:left="2880"/>
+      </w:pPr>
+      <w:r>
+        <w:t>Role: PI</w:t>
+      </w:r>
+    </w:p>
+    <w:p>
+      <w:pPr>
+        <w:pStyle w:val="Normal"/>
+      </w:pPr>
     </w:p>
     <w:p>
       <w:pPr>

--- a/cv/1-Westover_CV.docx
+++ b/cv/1-Westover_CV.docx
@@ -12,7 +12,7 @@
         <w:rPr>
           <w:b/>
         </w:rPr>
-        <w:t>Curriculum Vitae: updated July 5, 2026</w:t>
+        <w:t>Curriculum Vitae: updated July 12, 2026</w:t>
       </w:r>
     </w:p>
     <w:p>

--- a/cv/1-Westover_CV.docx
+++ b/cv/1-Westover_CV.docx
@@ -12,7 +12,7 @@
         <w:rPr>
           <w:b/>
         </w:rPr>
-        <w:t>Curriculum Vitae: updated July 12, 2026</w:t>
+        <w:t>Curriculum Vitae: updated July 19, 2026</w:t>
       </w:r>
     </w:p>
     <w:p>

--- a/cv/1-Westover_CV.docx
+++ b/cv/1-Westover_CV.docx
@@ -12,7 +12,7 @@
         <w:rPr>
           <w:b/>
         </w:rPr>
-        <w:t>Curriculum Vitae: updated July 19, 2026</w:t>
+        <w:t>Curriculum Vitae: updated July 26, 2026</w:t>
       </w:r>
     </w:p>
     <w:p>
@@ -14170,111 +14170,6 @@
         </w:rPr>
         <w:t>University Administrative Service</w:t>
       </w:r>
-    </w:p>
-    <w:p>
-      <w:pPr>
-        <w:ind w:left="2880" w:hanging="2880"/>
-      </w:pPr>
-      <w:r>
-        <w:t>2011-2017</w:t>
-        <w:tab/>
-        <w:t>Critical Care Informatics Committee Massachusetts General Hospital</w:t>
-      </w:r>
-    </w:p>
-    <w:p>
-      <w:pPr>
-        <w:ind w:left="2880" w:hanging="2880"/>
-      </w:pPr>
-      <w:r>
-        <w:t>2011-2022</w:t>
-        <w:tab/>
-        <w:t xml:space="preserve">Neurocritical Care Clinical Review Committee    Massachusetts General Hospital</w:t>
-      </w:r>
-    </w:p>
-    <w:p>
-      <w:pPr>
-        <w:ind w:left="2880" w:hanging="2880"/>
-      </w:pPr>
-      <w:r>
-        <w:t>2011-2022</w:t>
-        <w:tab/>
-        <w:t xml:space="preserve">Co-director, MGH Neuromonitoring Committee  Massachusetts General Hospital</w:t>
-      </w:r>
-    </w:p>
-    <w:p>
-      <w:pPr>
-        <w:ind w:left="2880" w:hanging="2880"/>
-      </w:pPr>
-      <w:r>
-        <w:t>2010-2016</w:t>
-        <w:tab/>
-        <w:t>Member, MGH EEG Reporting System Redesign Committee, MGH</w:t>
-      </w:r>
-    </w:p>
-    <w:p>
-      <w:pPr>
-        <w:ind w:left="2880" w:hanging="2880"/>
-      </w:pPr>
-      <w:r>
-        <w:t>2013-2017</w:t>
-        <w:tab/>
-        <w:t>MGH Infusion Pump Committee Massachusetts General Hospital</w:t>
-      </w:r>
-    </w:p>
-    <w:p>
-      <w:pPr>
-        <w:ind w:left="2880" w:hanging="2880"/>
-      </w:pPr>
-      <w:r>
-        <w:t>2014-2022</w:t>
-        <w:tab/>
-        <w:t xml:space="preserve">MGH Cooling Committee   Massachusetts General Hospital</w:t>
-      </w:r>
-    </w:p>
-    <w:p>
-      <w:pPr>
-        <w:ind w:left="2880" w:hanging="2880"/>
-      </w:pPr>
-      <w:r>
-        <w:t>2015-2018</w:t>
-        <w:tab/>
-        <w:t>Member, PhD Thesis Committee (Candidate: Mohammad Ghassemi), MIT</w:t>
-      </w:r>
-    </w:p>
-    <w:p>
-      <w:pPr>
-        <w:ind w:left="2880" w:hanging="2880"/>
-      </w:pPr>
-      <w:r>
-        <w:t>2015-2019</w:t>
-        <w:tab/>
-        <w:t>Member, PhD Thesis Committee (Candidate: Jing Zhi An), MIT</w:t>
-      </w:r>
-    </w:p>
-    <w:p>
-      <w:pPr>
-        <w:ind w:left="2880" w:hanging="2880"/>
-      </w:pPr>
-      <w:r>
-        <w:t>2017-2019</w:t>
-        <w:tab/>
-        <w:t>Chair, Data Safety Monitoring Board (DSMB) for R01 (PI: Ken Solt), MGH</w:t>
-      </w:r>
-    </w:p>
-    <w:p>
-      <w:pPr>
-        <w:ind w:left="2880" w:hanging="2880"/>
-      </w:pPr>
-      <w:r>
-        <w:t>2018-2020</w:t>
-        <w:tab/>
-        <w:t>Member, DSMB for R01 (PI: Alvaro Pascual Leone), BIDMC</w:t>
-      </w:r>
-    </w:p>
-    <w:p>
-      <w:pPr>
-        <w:ind w:left="2880" w:hanging="2880"/>
-      </w:pPr>
     </w:p>
     <w:p>
       <w:pPr>

--- a/cv/1-Westover_CV.docx
+++ b/cv/1-Westover_CV.docx
@@ -12,7 +12,7 @@
         <w:rPr>
           <w:b/>
         </w:rPr>
-        <w:t>Curriculum Vitae: updated July 26, 2026</w:t>
+        <w:t>Curriculum Vitae: updated August 2, 2026</w:t>
       </w:r>
     </w:p>
     <w:p>
@@ -14170,6 +14170,111 @@
         </w:rPr>
         <w:t>University Administrative Service</w:t>
       </w:r>
+    </w:p>
+    <w:p>
+      <w:pPr>
+        <w:ind w:left="2880" w:hanging="2880"/>
+      </w:pPr>
+      <w:r>
+        <w:t>2011-2017</w:t>
+        <w:tab/>
+        <w:t>Critical Care Informatics Committee Massachusetts General Hospital</w:t>
+      </w:r>
+    </w:p>
+    <w:p>
+      <w:pPr>
+        <w:ind w:left="2880" w:hanging="2880"/>
+      </w:pPr>
+      <w:r>
+        <w:t>2011-2022</w:t>
+        <w:tab/>
+        <w:t xml:space="preserve">Neurocritical Care Clinical Review Committee    Massachusetts General Hospital</w:t>
+      </w:r>
+    </w:p>
+    <w:p>
+      <w:pPr>
+        <w:ind w:left="2880" w:hanging="2880"/>
+      </w:pPr>
+      <w:r>
+        <w:t>2011-2022</w:t>
+        <w:tab/>
+        <w:t xml:space="preserve">Co-director, MGH Neuromonitoring Committee  Massachusetts General Hospital</w:t>
+      </w:r>
+    </w:p>
+    <w:p>
+      <w:pPr>
+        <w:ind w:left="2880" w:hanging="2880"/>
+      </w:pPr>
+      <w:r>
+        <w:t>2010-2016</w:t>
+        <w:tab/>
+        <w:t>Member, MGH EEG Reporting System Redesign Committee, MGH</w:t>
+      </w:r>
+    </w:p>
+    <w:p>
+      <w:pPr>
+        <w:ind w:left="2880" w:hanging="2880"/>
+      </w:pPr>
+      <w:r>
+        <w:t>2013-2017</w:t>
+        <w:tab/>
+        <w:t>MGH Infusion Pump Committee Massachusetts General Hospital</w:t>
+      </w:r>
+    </w:p>
+    <w:p>
+      <w:pPr>
+        <w:ind w:left="2880" w:hanging="2880"/>
+      </w:pPr>
+      <w:r>
+        <w:t>2014-2022</w:t>
+        <w:tab/>
+        <w:t xml:space="preserve">MGH Cooling Committee   Massachusetts General Hospital</w:t>
+      </w:r>
+    </w:p>
+    <w:p>
+      <w:pPr>
+        <w:ind w:left="2880" w:hanging="2880"/>
+      </w:pPr>
+      <w:r>
+        <w:t>2015-2018</w:t>
+        <w:tab/>
+        <w:t>Member, PhD Thesis Committee (Candidate: Mohammad Ghassemi), MIT</w:t>
+      </w:r>
+    </w:p>
+    <w:p>
+      <w:pPr>
+        <w:ind w:left="2880" w:hanging="2880"/>
+      </w:pPr>
+      <w:r>
+        <w:t>2015-2019</w:t>
+        <w:tab/>
+        <w:t>Member, PhD Thesis Committee (Candidate: Jing Zhi An), MIT</w:t>
+      </w:r>
+    </w:p>
+    <w:p>
+      <w:pPr>
+        <w:ind w:left="2880" w:hanging="2880"/>
+      </w:pPr>
+      <w:r>
+        <w:t>2017-2019</w:t>
+        <w:tab/>
+        <w:t>Chair, Data Safety Monitoring Board (DSMB) for R01 (PI: Ken Solt), MGH</w:t>
+      </w:r>
+    </w:p>
+    <w:p>
+      <w:pPr>
+        <w:ind w:left="2880" w:hanging="2880"/>
+      </w:pPr>
+      <w:r>
+        <w:t>2018-2020</w:t>
+        <w:tab/>
+        <w:t>Member, DSMB for R01 (PI: Alvaro Pascual Leone), BIDMC</w:t>
+      </w:r>
+    </w:p>
+    <w:p>
+      <w:pPr>
+        <w:ind w:left="2880" w:hanging="2880"/>
+      </w:pPr>
     </w:p>
     <w:p>
       <w:pPr>

--- a/cv/1-Westover_CV.docx
+++ b/cv/1-Westover_CV.docx
@@ -12,7 +12,7 @@
         <w:rPr>
           <w:b/>
         </w:rPr>
-        <w:t>Curriculum Vitae: updated August 2, 2026</w:t>
+        <w:t>Curriculum Vitae: updated August 9, 2026</w:t>
       </w:r>
     </w:p>
     <w:p>

--- a/cv/1-Westover_CV.docx
+++ b/cv/1-Westover_CV.docx
@@ -12,7 +12,7 @@
         <w:rPr>
           <w:b/>
         </w:rPr>
-        <w:t>Curriculum Vitae: updated August 9, 2026</w:t>
+        <w:t>Curriculum Vitae: updated August 16, 2026</w:t>
       </w:r>
     </w:p>
     <w:p>

--- a/cv/1-Westover_CV.docx
+++ b/cv/1-Westover_CV.docx
@@ -12,7 +12,7 @@
         <w:rPr>
           <w:b/>
         </w:rPr>
-        <w:t>Curriculum Vitae: updated August 16, 2026</w:t>
+        <w:t>Curriculum Vitae: updated August 23, 2026</w:t>
       </w:r>
     </w:p>
     <w:p>
@@ -15942,297 +15942,6 @@
         </w:rPr>
         <w:t>Teaching prior to Stanford:</w:t>
       </w:r>
-    </w:p>
-    <w:p>
-      <w:pPr/>
-      <w:r>
-        <w:rPr>
-          <w:b/>
-        </w:rPr>
-        <w:t>Courses</w:t>
-      </w:r>
-    </w:p>
-    <w:p>
-      <w:pPr>
-        <w:ind w:left="2880" w:hanging="2880"/>
-      </w:pPr>
-      <w:r>
-        <w:t>2001–2002</w:t>
-        <w:tab/>
-        <w:t>Instructor for Computational Neuroscience, Washington University School of Medicine, Department of Anatomy and Neurobiology.</w:t>
-      </w:r>
-    </w:p>
-    <w:p>
-      <w:pPr>
-        <w:ind w:left="2880" w:hanging="2880"/>
-      </w:pPr>
-      <w:r>
-        <w:t>2003</w:t>
-        <w:tab/>
-        <w:t>Instructor for Detection and Estimation Theory, Washington University, Department of Electrical and Systems Engineering.</w:t>
-      </w:r>
-    </w:p>
-    <w:p>
-      <w:pPr>
-        <w:ind w:left="2880" w:hanging="2880"/>
-      </w:pPr>
-      <w:r>
-        <w:t>2004</w:t>
-        <w:tab/>
-        <w:t>Instructor for Information Theory, Washington University, Department of Electrical and Systems Engineering.</w:t>
-      </w:r>
-    </w:p>
-    <w:p>
-      <w:pPr>
-        <w:ind w:left="2880" w:hanging="2880"/>
-      </w:pPr>
-      <w:r>
-        <w:t>2008–2009</w:t>
-        <w:tab/>
-        <w:t>Instructor for Neuroanatomy Laboratory, Harvard Medical School.</w:t>
-      </w:r>
-    </w:p>
-    <w:p>
-      <w:pPr>
-        <w:ind w:left="2880" w:hanging="2880"/>
-      </w:pPr>
-      <w:r>
-        <w:t>2012–2025</w:t>
-        <w:tab/>
-        <w:t>Lecturer for Medical Decision Analysis and Diagnostic Test Interpretation (HST-192.0), Harvard–MIT Program in Health Sciences and Technology.</w:t>
-      </w:r>
-    </w:p>
-    <w:p>
-      <w:pPr>
-        <w:ind w:left="2880" w:hanging="2880"/>
-      </w:pPr>
-      <w:r>
-        <w:t>2013–2017</w:t>
-        <w:tab/>
-        <w:t>Course Director and Lecturer for Medical Decision Analysis and Diagnostic Test Interpretation (HST-192.0), Harvard–MIT Program in Health Sciences and Technology.</w:t>
-      </w:r>
-    </w:p>
-    <w:p>
-      <w:pPr/>
-      <w:r>
-        <w:rPr>
-          <w:b/>
-        </w:rPr>
-        <w:t>Tutorials and Lectures</w:t>
-      </w:r>
-    </w:p>
-    <w:p>
-      <w:pPr>
-        <w:ind w:left="2880" w:hanging="2880"/>
-      </w:pPr>
-      <w:r>
-        <w:t>10/2009</w:t>
-        <w:tab/>
-        <w:t>Granger Causality Analysis Techniques for EEG Data. Clinical Neurophysiology Research Group, MGH, Boston, MA.</w:t>
-      </w:r>
-    </w:p>
-    <w:p>
-      <w:pPr>
-        <w:ind w:left="2880" w:hanging="2880"/>
-      </w:pPr>
-      <w:r>
-        <w:t>5/2010</w:t>
-        <w:tab/>
-        <w:t>Synchronization Likelihood for Functional Connectivity Analysis of EEG Data. Clinical Neurophysiology Research Group, MGH, Boston, MA.</w:t>
-      </w:r>
-    </w:p>
-    <w:p>
-      <w:pPr>
-        <w:ind w:left="2880" w:hanging="2880"/>
-      </w:pPr>
-      <w:r>
-        <w:t>7/2008</w:t>
-        <w:tab/>
-        <w:t>Probability in Medical Reasoning. Neurology Residents, Brigham and Women’s Hospital, Boston, MA.</w:t>
-      </w:r>
-    </w:p>
-    <w:p>
-      <w:pPr>
-        <w:ind w:left="2880" w:hanging="2880"/>
-      </w:pPr>
-      <w:r>
-        <w:t>9/2009</w:t>
-        <w:tab/>
-        <w:t>Invited lecturer, Bayes’ Rule for Physicians. Partners Neurology, MGH/BWH, Boston, MA.</w:t>
-      </w:r>
-    </w:p>
-    <w:p>
-      <w:pPr>
-        <w:ind w:left="2880" w:hanging="2880"/>
-      </w:pPr>
-      <w:r>
-        <w:t>6/2010</w:t>
-        <w:tab/>
-        <w:t>EEG Alphabet Soup: GCSE, NCSE, PLEDs, BIPLEDs, GPEDs, &amp; DEADs. Partners Neurology, MGH/BWH, Boston, MA.</w:t>
-      </w:r>
-    </w:p>
-    <w:p>
-      <w:pPr>
-        <w:ind w:left="2880" w:hanging="2880"/>
-      </w:pPr>
-      <w:r>
-        <w:t>8/2011</w:t>
-        <w:tab/>
-        <w:t>Status Epilepticus: Diagnosis and Management. Partners Neurology, MGH/BWH, Boston, MA.</w:t>
-      </w:r>
-    </w:p>
-    <w:p>
-      <w:pPr>
-        <w:ind w:left="2880" w:hanging="2880"/>
-      </w:pPr>
-      <w:r>
-        <w:t>9/2012</w:t>
-        <w:tab/>
-        <w:t>Introduction to ICU EEG: Seizures, Spikes, PEDs, Ischemia, and Coma. Partners Neurology, MGH/BWH, Boston, MA.</w:t>
-      </w:r>
-    </w:p>
-    <w:p>
-      <w:pPr>
-        <w:ind w:left="2880" w:hanging="2880"/>
-      </w:pPr>
-      <w:r>
-        <w:t>7/2018</w:t>
-        <w:tab/>
-        <w:t>Quantitative Electroencephalography. Neurophysiology and Epilepsy Fellows, MGH Epilepsy Division, Boston, MA.</w:t>
-      </w:r>
-    </w:p>
-    <w:p>
-      <w:pPr>
-        <w:ind w:left="2880" w:hanging="2880"/>
-      </w:pPr>
-      <w:r>
-        <w:t>7/2019</w:t>
-        <w:tab/>
-        <w:t>Recognizing Seizures and Ischemia in Critical Care EEG Monitoring. Neurophysiology and Epilepsy Fellows, MGH Epilepsy Division, Boston, MA.</w:t>
-      </w:r>
-    </w:p>
-    <w:p>
-      <w:pPr>
-        <w:ind w:left="2880" w:hanging="2880"/>
-      </w:pPr>
-      <w:r>
-        <w:t>6/2020</w:t>
-        <w:tab/>
-        <w:t>Emergency Electroencephalography. Emergency Medicine Residents, Massachusetts General Hospital, Boston, MA.</w:t>
-      </w:r>
-    </w:p>
-    <w:p>
-      <w:pPr>
-        <w:ind w:left="2880" w:hanging="2880"/>
-      </w:pPr>
-      <w:r>
-        <w:t>7/2020</w:t>
-        <w:tab/>
-        <w:t>Introduction to Spectrograms in ICU EEG. Neurophysiology and Epilepsy Fellows, MGH Epilepsy Division, Boston, MA.</w:t>
-      </w:r>
-    </w:p>
-    <w:p>
-      <w:pPr/>
-      <w:r>
-        <w:rPr>
-          <w:b/>
-        </w:rPr>
-        <w:t>Clinical Supervisory and Training</w:t>
-      </w:r>
-    </w:p>
-    <w:p>
-      <w:pPr>
-        <w:ind w:left="2880" w:hanging="2880"/>
-      </w:pPr>
-      <w:r>
-        <w:t>2012–</w:t>
-        <w:tab/>
-        <w:t>Supervisor, MGH Adult Epilepsy Clinic (½-day session per week).</w:t>
-      </w:r>
-    </w:p>
-    <w:p>
-      <w:pPr>
-        <w:ind w:left="2880" w:hanging="2880"/>
-      </w:pPr>
-      <w:r>
-        <w:t>2012–</w:t>
-        <w:tab/>
-        <w:t>Attending Physician, MGH Inpatient Neurology Service (2-week block per year), supervising neurology residents and Harvard medical students.</w:t>
-      </w:r>
-    </w:p>
-    <w:p>
-      <w:pPr>
-        <w:ind w:left="2880" w:hanging="2880"/>
-      </w:pPr>
-      <w:r>
-        <w:t>2012–</w:t>
-        <w:tab/>
-        <w:t>Attending Physician, MGH General Neurology Consult Service (2-week block per year), supervising neurology residents.</w:t>
-      </w:r>
-    </w:p>
-    <w:p>
-      <w:pPr>
-        <w:ind w:left="2880" w:hanging="2880"/>
-      </w:pPr>
-      <w:r>
-        <w:t>2012–</w:t>
-        <w:tab/>
-        <w:t>Director, MGH Critical Care EEG Monitoring Service (≈10 weeks per year), supervising Epilepsy and Clinical Neurophysiology Fellows.</w:t>
-      </w:r>
-    </w:p>
-    <w:p>
-      <w:pPr>
-        <w:ind w:left="2880" w:hanging="2880"/>
-      </w:pPr>
-      <w:r>
-        <w:t>2012–</w:t>
-        <w:tab/>
-        <w:t>Attending, MGH Epilepsy Monitoring Unit (≈6 weeks per year), supervising Epilepsy and Clinical Neurophysiology Fellows.</w:t>
-      </w:r>
-    </w:p>
-    <w:p>
-      <w:pPr>
-        <w:ind w:left="2880" w:hanging="2880"/>
-      </w:pPr>
-      <w:r>
-        <w:t>2012–</w:t>
-        <w:tab/>
-        <w:t>Faculty, Outpatient EEG Reading Service (≈2 days per month), supervising Epilepsy and Clinical Neurophysiology Fellows.</w:t>
-      </w:r>
-    </w:p>
-    <w:p>
-      <w:pPr/>
-      <w:r>
-        <w:rPr>
-          <w:b/>
-        </w:rPr>
-        <w:t>Research Supervisory and Training Responsibilities</w:t>
-      </w:r>
-    </w:p>
-    <w:p>
-      <w:pPr>
-        <w:ind w:left="2880" w:hanging="2880"/>
-      </w:pPr>
-      <w:r>
-        <w:t>2012–</w:t>
-        <w:tab/>
-        <w:t>Supervisor of postdoctoral research fellows (average 5–10 fellows per year), Massachusetts General Hospital.</w:t>
-      </w:r>
-    </w:p>
-    <w:p>
-      <w:pPr>
-        <w:ind w:left="2880" w:hanging="2880"/>
-      </w:pPr>
-      <w:r>
-        <w:t>2012–</w:t>
-        <w:tab/>
-        <w:t>Supervisor of graduate students (average 2–4 per year), Massachusetts General Hospital and MIT.</w:t>
-      </w:r>
-    </w:p>
-    <w:p>
-      <w:pPr>
-        <w:ind w:left="2880" w:hanging="2880"/>
-      </w:pPr>
     </w:p>
     <w:p>
       <w:pPr>

--- a/cv/1-Westover_CV.docx
+++ b/cv/1-Westover_CV.docx
@@ -12,7 +12,7 @@
         <w:rPr>
           <w:b/>
         </w:rPr>
-        <w:t>Curriculum Vitae: updated August 23, 2026</w:t>
+        <w:t>Curriculum Vitae: updated August 30, 2026</w:t>
       </w:r>
     </w:p>
     <w:p>
@@ -15944,6 +15944,297 @@
       </w:r>
     </w:p>
     <w:p>
+      <w:pPr/>
+      <w:r>
+        <w:rPr>
+          <w:b/>
+        </w:rPr>
+        <w:t>Courses</w:t>
+      </w:r>
+    </w:p>
+    <w:p>
+      <w:pPr>
+        <w:ind w:left="2880" w:hanging="2880"/>
+      </w:pPr>
+      <w:r>
+        <w:t>2001–2002</w:t>
+        <w:tab/>
+        <w:t>Instructor for Computational Neuroscience, Washington University School of Medicine, Department of Anatomy and Neurobiology.</w:t>
+      </w:r>
+    </w:p>
+    <w:p>
+      <w:pPr>
+        <w:ind w:left="2880" w:hanging="2880"/>
+      </w:pPr>
+      <w:r>
+        <w:t>2003</w:t>
+        <w:tab/>
+        <w:t>Instructor for Detection and Estimation Theory, Washington University, Department of Electrical and Systems Engineering.</w:t>
+      </w:r>
+    </w:p>
+    <w:p>
+      <w:pPr>
+        <w:ind w:left="2880" w:hanging="2880"/>
+      </w:pPr>
+      <w:r>
+        <w:t>2004</w:t>
+        <w:tab/>
+        <w:t>Instructor for Information Theory, Washington University, Department of Electrical and Systems Engineering.</w:t>
+      </w:r>
+    </w:p>
+    <w:p>
+      <w:pPr>
+        <w:ind w:left="2880" w:hanging="2880"/>
+      </w:pPr>
+      <w:r>
+        <w:t>2008–2009</w:t>
+        <w:tab/>
+        <w:t>Instructor for Neuroanatomy Laboratory, Harvard Medical School.</w:t>
+      </w:r>
+    </w:p>
+    <w:p>
+      <w:pPr>
+        <w:ind w:left="2880" w:hanging="2880"/>
+      </w:pPr>
+      <w:r>
+        <w:t>2012–2025</w:t>
+        <w:tab/>
+        <w:t>Lecturer for Medical Decision Analysis and Diagnostic Test Interpretation (HST-192.0), Harvard–MIT Program in Health Sciences and Technology.</w:t>
+      </w:r>
+    </w:p>
+    <w:p>
+      <w:pPr>
+        <w:ind w:left="2880" w:hanging="2880"/>
+      </w:pPr>
+      <w:r>
+        <w:t>2013–2017</w:t>
+        <w:tab/>
+        <w:t>Course Director and Lecturer for Medical Decision Analysis and Diagnostic Test Interpretation (HST-192.0), Harvard–MIT Program in Health Sciences and Technology.</w:t>
+      </w:r>
+    </w:p>
+    <w:p>
+      <w:pPr/>
+      <w:r>
+        <w:rPr>
+          <w:b/>
+        </w:rPr>
+        <w:t>Tutorials and Lectures</w:t>
+      </w:r>
+    </w:p>
+    <w:p>
+      <w:pPr>
+        <w:ind w:left="2880" w:hanging="2880"/>
+      </w:pPr>
+      <w:r>
+        <w:t>10/2009</w:t>
+        <w:tab/>
+        <w:t>Granger Causality Analysis Techniques for EEG Data. Clinical Neurophysiology Research Group, MGH, Boston, MA.</w:t>
+      </w:r>
+    </w:p>
+    <w:p>
+      <w:pPr>
+        <w:ind w:left="2880" w:hanging="2880"/>
+      </w:pPr>
+      <w:r>
+        <w:t>5/2010</w:t>
+        <w:tab/>
+        <w:t>Synchronization Likelihood for Functional Connectivity Analysis of EEG Data. Clinical Neurophysiology Research Group, MGH, Boston, MA.</w:t>
+      </w:r>
+    </w:p>
+    <w:p>
+      <w:pPr>
+        <w:ind w:left="2880" w:hanging="2880"/>
+      </w:pPr>
+      <w:r>
+        <w:t>7/2008</w:t>
+        <w:tab/>
+        <w:t>Probability in Medical Reasoning. Neurology Residents, Brigham and Women’s Hospital, Boston, MA.</w:t>
+      </w:r>
+    </w:p>
+    <w:p>
+      <w:pPr>
+        <w:ind w:left="2880" w:hanging="2880"/>
+      </w:pPr>
+      <w:r>
+        <w:t>9/2009</w:t>
+        <w:tab/>
+        <w:t>Invited lecturer, Bayes’ Rule for Physicians. Partners Neurology, MGH/BWH, Boston, MA.</w:t>
+      </w:r>
+    </w:p>
+    <w:p>
+      <w:pPr>
+        <w:ind w:left="2880" w:hanging="2880"/>
+      </w:pPr>
+      <w:r>
+        <w:t>6/2010</w:t>
+        <w:tab/>
+        <w:t>EEG Alphabet Soup: GCSE, NCSE, PLEDs, BIPLEDs, GPEDs, &amp; DEADs. Partners Neurology, MGH/BWH, Boston, MA.</w:t>
+      </w:r>
+    </w:p>
+    <w:p>
+      <w:pPr>
+        <w:ind w:left="2880" w:hanging="2880"/>
+      </w:pPr>
+      <w:r>
+        <w:t>8/2011</w:t>
+        <w:tab/>
+        <w:t>Status Epilepticus: Diagnosis and Management. Partners Neurology, MGH/BWH, Boston, MA.</w:t>
+      </w:r>
+    </w:p>
+    <w:p>
+      <w:pPr>
+        <w:ind w:left="2880" w:hanging="2880"/>
+      </w:pPr>
+      <w:r>
+        <w:t>9/2012</w:t>
+        <w:tab/>
+        <w:t>Introduction to ICU EEG: Seizures, Spikes, PEDs, Ischemia, and Coma. Partners Neurology, MGH/BWH, Boston, MA.</w:t>
+      </w:r>
+    </w:p>
+    <w:p>
+      <w:pPr>
+        <w:ind w:left="2880" w:hanging="2880"/>
+      </w:pPr>
+      <w:r>
+        <w:t>7/2018</w:t>
+        <w:tab/>
+        <w:t>Quantitative Electroencephalography. Neurophysiology and Epilepsy Fellows, MGH Epilepsy Division, Boston, MA.</w:t>
+      </w:r>
+    </w:p>
+    <w:p>
+      <w:pPr>
+        <w:ind w:left="2880" w:hanging="2880"/>
+      </w:pPr>
+      <w:r>
+        <w:t>7/2019</w:t>
+        <w:tab/>
+        <w:t>Recognizing Seizures and Ischemia in Critical Care EEG Monitoring. Neurophysiology and Epilepsy Fellows, MGH Epilepsy Division, Boston, MA.</w:t>
+      </w:r>
+    </w:p>
+    <w:p>
+      <w:pPr>
+        <w:ind w:left="2880" w:hanging="2880"/>
+      </w:pPr>
+      <w:r>
+        <w:t>6/2020</w:t>
+        <w:tab/>
+        <w:t>Emergency Electroencephalography. Emergency Medicine Residents, Massachusetts General Hospital, Boston, MA.</w:t>
+      </w:r>
+    </w:p>
+    <w:p>
+      <w:pPr>
+        <w:ind w:left="2880" w:hanging="2880"/>
+      </w:pPr>
+      <w:r>
+        <w:t>7/2020</w:t>
+        <w:tab/>
+        <w:t>Introduction to Spectrograms in ICU EEG. Neurophysiology and Epilepsy Fellows, MGH Epilepsy Division, Boston, MA.</w:t>
+      </w:r>
+    </w:p>
+    <w:p>
+      <w:pPr/>
+      <w:r>
+        <w:rPr>
+          <w:b/>
+        </w:rPr>
+        <w:t>Clinical Supervisory and Training</w:t>
+      </w:r>
+    </w:p>
+    <w:p>
+      <w:pPr>
+        <w:ind w:left="2880" w:hanging="2880"/>
+      </w:pPr>
+      <w:r>
+        <w:t>2012–</w:t>
+        <w:tab/>
+        <w:t>Supervisor, MGH Adult Epilepsy Clinic (½-day session per week).</w:t>
+      </w:r>
+    </w:p>
+    <w:p>
+      <w:pPr>
+        <w:ind w:left="2880" w:hanging="2880"/>
+      </w:pPr>
+      <w:r>
+        <w:t>2012–</w:t>
+        <w:tab/>
+        <w:t>Attending Physician, MGH Inpatient Neurology Service (2-week block per year), supervising neurology residents and Harvard medical students.</w:t>
+      </w:r>
+    </w:p>
+    <w:p>
+      <w:pPr>
+        <w:ind w:left="2880" w:hanging="2880"/>
+      </w:pPr>
+      <w:r>
+        <w:t>2012–</w:t>
+        <w:tab/>
+        <w:t>Attending Physician, MGH General Neurology Consult Service (2-week block per year), supervising neurology residents.</w:t>
+      </w:r>
+    </w:p>
+    <w:p>
+      <w:pPr>
+        <w:ind w:left="2880" w:hanging="2880"/>
+      </w:pPr>
+      <w:r>
+        <w:t>2012–</w:t>
+        <w:tab/>
+        <w:t>Director, MGH Critical Care EEG Monitoring Service (≈10 weeks per year), supervising Epilepsy and Clinical Neurophysiology Fellows.</w:t>
+      </w:r>
+    </w:p>
+    <w:p>
+      <w:pPr>
+        <w:ind w:left="2880" w:hanging="2880"/>
+      </w:pPr>
+      <w:r>
+        <w:t>2012–</w:t>
+        <w:tab/>
+        <w:t>Attending, MGH Epilepsy Monitoring Unit (≈6 weeks per year), supervising Epilepsy and Clinical Neurophysiology Fellows.</w:t>
+      </w:r>
+    </w:p>
+    <w:p>
+      <w:pPr>
+        <w:ind w:left="2880" w:hanging="2880"/>
+      </w:pPr>
+      <w:r>
+        <w:t>2012–</w:t>
+        <w:tab/>
+        <w:t>Faculty, Outpatient EEG Reading Service (≈2 days per month), supervising Epilepsy and Clinical Neurophysiology Fellows.</w:t>
+      </w:r>
+    </w:p>
+    <w:p>
+      <w:pPr/>
+      <w:r>
+        <w:rPr>
+          <w:b/>
+        </w:rPr>
+        <w:t>Research Supervisory and Training Responsibilities</w:t>
+      </w:r>
+    </w:p>
+    <w:p>
+      <w:pPr>
+        <w:ind w:left="2880" w:hanging="2880"/>
+      </w:pPr>
+      <w:r>
+        <w:t>2012–</w:t>
+        <w:tab/>
+        <w:t>Supervisor of postdoctoral research fellows (average 5–10 fellows per year), Massachusetts General Hospital.</w:t>
+      </w:r>
+    </w:p>
+    <w:p>
+      <w:pPr>
+        <w:ind w:left="2880" w:hanging="2880"/>
+      </w:pPr>
+      <w:r>
+        <w:t>2012–</w:t>
+        <w:tab/>
+        <w:t>Supervisor of graduate students (average 2–4 per year), Massachusetts General Hospital and MIT.</w:t>
+      </w:r>
+    </w:p>
+    <w:p>
+      <w:pPr>
+        <w:ind w:left="2880" w:hanging="2880"/>
+      </w:pPr>
+    </w:p>
+    <w:p>
       <w:pPr>
         <w:numPr>
           <w:ilvl w:val="0"/>
@@ -17233,251 +17524,6 @@
         </w:rPr>
         <w:t>Undergraduate Students</w:t>
       </w:r>
-    </w:p>
-    <w:p>
-      <w:pPr>
-        <w:ind w:left="2880" w:hanging="2880"/>
-      </w:pPr>
-      <w:r>
-        <w:t>2010; 2011</w:t>
-        <w:tab/>
-        <w:t>Nathaniel Eiseman, Senior at Tulane.</w:t>
-      </w:r>
-    </w:p>
-    <w:p>
-      <w:pPr>
-        <w:ind w:left="2880" w:hanging="2880"/>
-      </w:pPr>
-      <w:r>
-        <w:t>2012</w:t>
-        <w:tab/>
-        <w:t>Matthew Ferguson, sophomore at Washington University in Saint Louis.</w:t>
-      </w:r>
-    </w:p>
-    <w:p>
-      <w:pPr>
-        <w:ind w:left="2880" w:hanging="2880"/>
-      </w:pPr>
-      <w:r>
-        <w:t>2012</w:t>
-        <w:tab/>
-        <w:t>Justine Cormier, BS, medical student at Boston University School of Medicine. Neurology Resident at Yale</w:t>
-      </w:r>
-    </w:p>
-    <w:p>
-      <w:pPr>
-        <w:ind w:left="2880" w:hanging="2880"/>
-      </w:pPr>
-      <w:r>
-        <w:t>2014</w:t>
-        <w:tab/>
-        <w:t>Elliot Akama-Garren, MIT undergraduate, mentorship for 6 months; resulted in 1 publication. an MD-PhD student at Harvard Medical School</w:t>
-      </w:r>
-    </w:p>
-    <w:p>
-      <w:pPr>
-        <w:ind w:left="2880" w:hanging="2880"/>
-      </w:pPr>
-      <w:r>
-        <w:t>2016-</w:t>
-        <w:tab/>
-        <w:t>Greta Gadbois, BS (mathematics), research assistant.</w:t>
-      </w:r>
-    </w:p>
-    <w:p>
-      <w:pPr>
-        <w:ind w:left="2880" w:hanging="2880"/>
-      </w:pPr>
-      <w:r>
-        <w:t>2017</w:t>
-        <w:tab/>
-        <w:t>Wade Whitt, undergraduate student at BYU. Projects: Correlation of EEG findings in delirious patients with neurologic outcomes.</w:t>
-      </w:r>
-    </w:p>
-    <w:p>
-      <w:pPr>
-        <w:ind w:left="2880" w:hanging="2880"/>
-      </w:pPr>
-      <w:r>
-        <w:t>2018-</w:t>
-        <w:tab/>
-        <w:t>Jacob Hogan, undergraduate student at BYU. Project: Estimating the causal effect of burst suppression on neurologic outcomes.</w:t>
-      </w:r>
-    </w:p>
-    <w:p>
-      <w:pPr>
-        <w:ind w:left="2880" w:hanging="2880"/>
-      </w:pPr>
-      <w:r>
-        <w:t>2018–2023</w:t>
-        <w:tab/>
-        <w:t>Alek Westover.</w:t>
-      </w:r>
-    </w:p>
-    <w:p>
-      <w:pPr>
-        <w:ind w:left="2880" w:hanging="2880"/>
-      </w:pPr>
-      <w:r>
-        <w:t>2021–2022</w:t>
-        <w:tab/>
-        <w:t>Danny Jones.</w:t>
-      </w:r>
-    </w:p>
-    <w:p>
-      <w:pPr>
-        <w:ind w:left="2880" w:hanging="2880"/>
-      </w:pPr>
-      <w:r>
-        <w:t>2021–2022</w:t>
-        <w:tab/>
-        <w:t>Jaden Barfuss.</w:t>
-      </w:r>
-    </w:p>
-    <w:p>
-      <w:pPr>
-        <w:ind w:left="2880" w:hanging="2880"/>
-      </w:pPr>
-      <w:r>
-        <w:t>2021–2023</w:t>
-        <w:tab/>
-        <w:t>Jayme Banks.</w:t>
-      </w:r>
-    </w:p>
-    <w:p>
-      <w:pPr>
-        <w:ind w:left="2880" w:hanging="2880"/>
-      </w:pPr>
-      <w:r>
-        <w:t>2023–2024</w:t>
-        <w:tab/>
-        <w:t>Leia Jekel.</w:t>
-      </w:r>
-    </w:p>
-    <w:p>
-      <w:pPr>
-        <w:ind w:left="2880" w:hanging="2880"/>
-      </w:pPr>
-      <w:r>
-        <w:t>2023–2024</w:t>
-        <w:tab/>
-        <w:t>Rebecca Milde.</w:t>
-      </w:r>
-    </w:p>
-    <w:p>
-      <w:pPr>
-        <w:ind w:left="2880" w:hanging="2880"/>
-      </w:pPr>
-      <w:r>
-        <w:t>2023–2024</w:t>
-        <w:tab/>
-        <w:t>Moritz Alkofer.</w:t>
-      </w:r>
-    </w:p>
-    <w:p>
-      <w:pPr>
-        <w:ind w:left="2880" w:hanging="2880"/>
-      </w:pPr>
-      <w:r>
-        <w:t>2023–2024</w:t>
-        <w:tab/>
-        <w:t>Elijah Davis.</w:t>
-      </w:r>
-    </w:p>
-    <w:p>
-      <w:pPr>
-        <w:ind w:left="2880" w:hanging="2880"/>
-      </w:pPr>
-      <w:r>
-        <w:t>2023–present</w:t>
-        <w:tab/>
-        <w:t>Dan Sumsion.</w:t>
-      </w:r>
-    </w:p>
-    <w:p>
-      <w:pPr>
-        <w:ind w:left="2880" w:hanging="2880"/>
-      </w:pPr>
-      <w:r>
-        <w:t>2023–present</w:t>
-        <w:tab/>
-        <w:t>Lydia Petersen.</w:t>
-      </w:r>
-    </w:p>
-    <w:p>
-      <w:pPr>
-        <w:ind w:left="2880" w:hanging="2880"/>
-      </w:pPr>
-      <w:r>
-        <w:t>2023–present</w:t>
-        <w:tab/>
-        <w:t>Kiwi (Yiwen) Xiong.</w:t>
-      </w:r>
-    </w:p>
-    <w:p>
-      <w:pPr>
-        <w:ind w:left="2880" w:hanging="2880"/>
-      </w:pPr>
-      <w:r>
-        <w:t>2024–present</w:t>
-        <w:tab/>
-        <w:t>Luke Jackson.</w:t>
-      </w:r>
-    </w:p>
-    <w:p>
-      <w:pPr>
-        <w:ind w:left="2880" w:hanging="2880"/>
-      </w:pPr>
-      <w:r>
-        <w:t>2024–present</w:t>
-        <w:tab/>
-        <w:t>Carlos Nuñez-Sosa.</w:t>
-      </w:r>
-    </w:p>
-    <w:p>
-      <w:pPr>
-        <w:ind w:left="2880" w:hanging="2880"/>
-      </w:pPr>
-      <w:r>
-        <w:t>2024–present</w:t>
-        <w:tab/>
-        <w:t>Amber Peng.</w:t>
-      </w:r>
-    </w:p>
-    <w:p>
-      <w:pPr>
-        <w:ind w:left="2880" w:hanging="2880"/>
-      </w:pPr>
-      <w:r>
-        <w:t>2024–present</w:t>
-        <w:tab/>
-        <w:t>Mitchell McCauley.</w:t>
-      </w:r>
-    </w:p>
-    <w:p>
-      <w:pPr>
-        <w:ind w:left="2880" w:hanging="2880"/>
-      </w:pPr>
-      <w:r>
-        <w:t>2024–present</w:t>
-        <w:tab/>
-        <w:t>Patrick Wynn.</w:t>
-      </w:r>
-    </w:p>
-    <w:p>
-      <w:pPr>
-        <w:ind w:left="2880" w:hanging="2880"/>
-      </w:pPr>
-      <w:r>
-        <w:t>2024–present</w:t>
-        <w:tab/>
-        <w:t>Elijah Keldsen.</w:t>
-      </w:r>
-    </w:p>
-    <w:p>
-      <w:pPr>
-        <w:ind w:left="2880" w:hanging="2880"/>
-      </w:pPr>
     </w:p>
     <w:p>
       <w:pPr>

--- a/cv/1-Westover_CV.docx
+++ b/cv/1-Westover_CV.docx
@@ -12,7 +12,7 @@
         <w:rPr>
           <w:b/>
         </w:rPr>
-        <w:t>Curriculum Vitae: updated August 30, 2026</w:t>
+        <w:t>Curriculum Vitae: updated September 6, 2026</w:t>
       </w:r>
     </w:p>
     <w:p>
@@ -17524,6 +17524,251 @@
         </w:rPr>
         <w:t>Undergraduate Students</w:t>
       </w:r>
+    </w:p>
+    <w:p>
+      <w:pPr>
+        <w:ind w:left="2880" w:hanging="2880"/>
+      </w:pPr>
+      <w:r>
+        <w:t>2010; 2011</w:t>
+        <w:tab/>
+        <w:t>Nathaniel Eiseman, Senior at Tulane.</w:t>
+      </w:r>
+    </w:p>
+    <w:p>
+      <w:pPr>
+        <w:ind w:left="2880" w:hanging="2880"/>
+      </w:pPr>
+      <w:r>
+        <w:t>2012</w:t>
+        <w:tab/>
+        <w:t>Matthew Ferguson, sophomore at Washington University in Saint Louis.</w:t>
+      </w:r>
+    </w:p>
+    <w:p>
+      <w:pPr>
+        <w:ind w:left="2880" w:hanging="2880"/>
+      </w:pPr>
+      <w:r>
+        <w:t>2012</w:t>
+        <w:tab/>
+        <w:t>Justine Cormier, BS, medical student at Boston University School of Medicine. Neurology Resident at Yale</w:t>
+      </w:r>
+    </w:p>
+    <w:p>
+      <w:pPr>
+        <w:ind w:left="2880" w:hanging="2880"/>
+      </w:pPr>
+      <w:r>
+        <w:t>2014</w:t>
+        <w:tab/>
+        <w:t>Elliot Akama-Garren, MIT undergraduate, mentorship for 6 months; resulted in 1 publication. an MD-PhD student at Harvard Medical School</w:t>
+      </w:r>
+    </w:p>
+    <w:p>
+      <w:pPr>
+        <w:ind w:left="2880" w:hanging="2880"/>
+      </w:pPr>
+      <w:r>
+        <w:t>2016-</w:t>
+        <w:tab/>
+        <w:t>Greta Gadbois, BS (mathematics), research assistant.</w:t>
+      </w:r>
+    </w:p>
+    <w:p>
+      <w:pPr>
+        <w:ind w:left="2880" w:hanging="2880"/>
+      </w:pPr>
+      <w:r>
+        <w:t>2017</w:t>
+        <w:tab/>
+        <w:t>Wade Whitt, undergraduate student at BYU. Projects: Correlation of EEG findings in delirious patients with neurologic outcomes.</w:t>
+      </w:r>
+    </w:p>
+    <w:p>
+      <w:pPr>
+        <w:ind w:left="2880" w:hanging="2880"/>
+      </w:pPr>
+      <w:r>
+        <w:t>2018-</w:t>
+        <w:tab/>
+        <w:t>Jacob Hogan, undergraduate student at BYU. Project: Estimating the causal effect of burst suppression on neurologic outcomes.</w:t>
+      </w:r>
+    </w:p>
+    <w:p>
+      <w:pPr>
+        <w:ind w:left="2880" w:hanging="2880"/>
+      </w:pPr>
+      <w:r>
+        <w:t>2018–2023</w:t>
+        <w:tab/>
+        <w:t>Alek Westover.</w:t>
+      </w:r>
+    </w:p>
+    <w:p>
+      <w:pPr>
+        <w:ind w:left="2880" w:hanging="2880"/>
+      </w:pPr>
+      <w:r>
+        <w:t>2021–2022</w:t>
+        <w:tab/>
+        <w:t>Danny Jones.</w:t>
+      </w:r>
+    </w:p>
+    <w:p>
+      <w:pPr>
+        <w:ind w:left="2880" w:hanging="2880"/>
+      </w:pPr>
+      <w:r>
+        <w:t>2021–2022</w:t>
+        <w:tab/>
+        <w:t>Jaden Barfuss.</w:t>
+      </w:r>
+    </w:p>
+    <w:p>
+      <w:pPr>
+        <w:ind w:left="2880" w:hanging="2880"/>
+      </w:pPr>
+      <w:r>
+        <w:t>2021–2023</w:t>
+        <w:tab/>
+        <w:t>Jayme Banks.</w:t>
+      </w:r>
+    </w:p>
+    <w:p>
+      <w:pPr>
+        <w:ind w:left="2880" w:hanging="2880"/>
+      </w:pPr>
+      <w:r>
+        <w:t>2023–2024</w:t>
+        <w:tab/>
+        <w:t>Leia Jekel.</w:t>
+      </w:r>
+    </w:p>
+    <w:p>
+      <w:pPr>
+        <w:ind w:left="2880" w:hanging="2880"/>
+      </w:pPr>
+      <w:r>
+        <w:t>2023–2024</w:t>
+        <w:tab/>
+        <w:t>Rebecca Milde.</w:t>
+      </w:r>
+    </w:p>
+    <w:p>
+      <w:pPr>
+        <w:ind w:left="2880" w:hanging="2880"/>
+      </w:pPr>
+      <w:r>
+        <w:t>2023–2024</w:t>
+        <w:tab/>
+        <w:t>Moritz Alkofer.</w:t>
+      </w:r>
+    </w:p>
+    <w:p>
+      <w:pPr>
+        <w:ind w:left="2880" w:hanging="2880"/>
+      </w:pPr>
+      <w:r>
+        <w:t>2023–2024</w:t>
+        <w:tab/>
+        <w:t>Elijah Davis.</w:t>
+      </w:r>
+    </w:p>
+    <w:p>
+      <w:pPr>
+        <w:ind w:left="2880" w:hanging="2880"/>
+      </w:pPr>
+      <w:r>
+        <w:t>2023–present</w:t>
+        <w:tab/>
+        <w:t>Dan Sumsion.</w:t>
+      </w:r>
+    </w:p>
+    <w:p>
+      <w:pPr>
+        <w:ind w:left="2880" w:hanging="2880"/>
+      </w:pPr>
+      <w:r>
+        <w:t>2023–present</w:t>
+        <w:tab/>
+        <w:t>Lydia Petersen.</w:t>
+      </w:r>
+    </w:p>
+    <w:p>
+      <w:pPr>
+        <w:ind w:left="2880" w:hanging="2880"/>
+      </w:pPr>
+      <w:r>
+        <w:t>2023–present</w:t>
+        <w:tab/>
+        <w:t>Kiwi (Yiwen) Xiong.</w:t>
+      </w:r>
+    </w:p>
+    <w:p>
+      <w:pPr>
+        <w:ind w:left="2880" w:hanging="2880"/>
+      </w:pPr>
+      <w:r>
+        <w:t>2024–present</w:t>
+        <w:tab/>
+        <w:t>Luke Jackson.</w:t>
+      </w:r>
+    </w:p>
+    <w:p>
+      <w:pPr>
+        <w:ind w:left="2880" w:hanging="2880"/>
+      </w:pPr>
+      <w:r>
+        <w:t>2024–present</w:t>
+        <w:tab/>
+        <w:t>Carlos Nuñez-Sosa.</w:t>
+      </w:r>
+    </w:p>
+    <w:p>
+      <w:pPr>
+        <w:ind w:left="2880" w:hanging="2880"/>
+      </w:pPr>
+      <w:r>
+        <w:t>2024–present</w:t>
+        <w:tab/>
+        <w:t>Amber Peng.</w:t>
+      </w:r>
+    </w:p>
+    <w:p>
+      <w:pPr>
+        <w:ind w:left="2880" w:hanging="2880"/>
+      </w:pPr>
+      <w:r>
+        <w:t>2024–present</w:t>
+        <w:tab/>
+        <w:t>Mitchell McCauley.</w:t>
+      </w:r>
+    </w:p>
+    <w:p>
+      <w:pPr>
+        <w:ind w:left="2880" w:hanging="2880"/>
+      </w:pPr>
+      <w:r>
+        <w:t>2024–present</w:t>
+        <w:tab/>
+        <w:t>Patrick Wynn.</w:t>
+      </w:r>
+    </w:p>
+    <w:p>
+      <w:pPr>
+        <w:ind w:left="2880" w:hanging="2880"/>
+      </w:pPr>
+      <w:r>
+        <w:t>2024–present</w:t>
+        <w:tab/>
+        <w:t>Elijah Keldsen.</w:t>
+      </w:r>
+    </w:p>
+    <w:p>
+      <w:pPr>
+        <w:ind w:left="2880" w:hanging="2880"/>
+      </w:pPr>
     </w:p>
     <w:p>
       <w:pPr>
